--- a/Document/Estan_dentro_estructuracion_narrativa_en_el_juego.docx
+++ b/Document/Estan_dentro_estructuracion_narrativa_en_el_juego.docx
@@ -23,26 +23,7 @@
           <w:sz w:val="52"/>
           <w:szCs w:val="52"/>
         </w:rPr>
-        <w:t>E</w:t>
-      </w:r>
-      <w:r>
-        <w:rPr>
-          <w:b/>
-          <w:bCs/>
-          <w:color w:val="1A1A2E"/>
-          <w:sz w:val="52"/>
-          <w:szCs w:val="52"/>
-        </w:rPr>
-        <w:t>stán dentro</w:t>
-      </w:r>
-      <w:r>
-        <w:rPr>
-          <w:b/>
-          <w:bCs/>
-          <w:color w:val="1A1A2E"/>
-          <w:sz w:val="52"/>
-          <w:szCs w:val="52"/>
-        </w:rPr>
+        <w:t>Están dentro</w:t>
         <w:br/>
       </w:r>
       <w:r>
@@ -94,7 +75,7 @@
         <w:rPr>
           <w:color w:val="555555"/>
         </w:rPr>
-        <w:t>Versión: 1.0 – Febrero 2026</w:t>
+        <w:t>Versión: 2.0 – Abril 2026</w:t>
       </w:r>
     </w:p>
     <w:p>
@@ -962,11 +943,6 @@
           <w:color w:val="1A1A1A"/>
         </w:rPr>
         <w:t xml:space="preserve">La cámara desciende unos 30 centímetros, como si el protagonista se hubiera encogido. La lonchera parece enorme. El salón se oscurece en los bordes. Los sonidos ambientales se amplifican: el goteo se convierte en algo que suena como un latido, las paredes parecen respirar levemente. Sobre la lonchera hay una servilleta con un dibujo infantil: un coche (dibujado con </w:t>
-      </w:r>
-      <w:r>
-        <w:rPr>
-          <w:color w:val="1A1A1A"/>
-        </w:rPr>
         <w:lastRenderedPageBreak/>
         <w:t>crayones, con ruedas desproporcionadas) y dos figuras al lado. Una de las figuras tiene una mancha roja encima. El dibujo se desvanece si se intenta tocar.</w:t>
       </w:r>
@@ -1017,7 +993,7 @@
           <w:bCs/>
           <w:color w:val="1A1A1A"/>
         </w:rPr>
-        <w:t>“La Puerta que No Se Abre”</w:t>
+        <w:t>“Las Tres Puertas de la Mente”</w:t>
       </w:r>
     </w:p>
     <w:p>
@@ -1036,7 +1012,7 @@
         <w:rPr>
           <w:color w:val="1A1A1A"/>
         </w:rPr>
-        <w:t>El jugador aún no controla identidades. Este puzzle funciona como semilla — enseña que la percepción altera el entorno sin que el jugador tenga dominio consciente sobre ello.</w:t>
+        <w:t>El jugador aún no controla identidades. Este puzzle funciona como semilla — enseña que la percepción altera el entorno, y por primera vez le exige aceptar una identidad dominante para poder avanzar. La lección educativa se expande: además de “mi percepción no es fiable”, se introduce el concepto de integración: debo aceptar las partes de mí que rechazo para avanzar.</w:t>
       </w:r>
     </w:p>
     <w:p>
@@ -1074,7 +1050,7 @@
         <w:rPr>
           <w:color w:val="1A1A1A"/>
         </w:rPr>
-        <w:t>La puerta está trabada. No hay llave visible. No hay indicación de cómo abrirla.</w:t>
+        <w:t>La puerta tiene un teclado numérico de cuatro dígitos visible pero el jugador no conoce el código. Los armarios laterales están cerrados y no hay llave visible. No hay forma evidente de salir.</w:t>
       </w:r>
     </w:p>
     <w:p>
@@ -1089,18 +1065,18 @@
           <w:sz w:val="24"/>
           <w:szCs w:val="24"/>
         </w:rPr>
-        <w:t>Paso 1 – Observar</w:t>
-      </w:r>
-    </w:p>
-    <w:p>
-      <w:pPr>
-        <w:spacing w:after="160" w:line="300" w:lineRule="auto"/>
-      </w:pPr>
-      <w:r>
-        <w:rPr>
-          <w:color w:val="1A1A1A"/>
-        </w:rPr>
-        <w:t>El jugador debe mirar la pizarra fijamente (detonante del Observador). Durante la intrusión breve, en la pizarra aparece una frase fugaz: “La salida no está donde crees.” Además, en el suelo cerca de la puerta, un patrón de baldosas se ilumina brevemente — tres baldosas en secuencia forman una flecha que señala hacia los armarios laterales.</w:t>
+        <w:t>Fase 1 – Despertar y Observar</w:t>
+      </w:r>
+    </w:p>
+    <w:p>
+      <w:pPr>
+        <w:spacing w:after="160" w:line="300" w:lineRule="auto"/>
+      </w:pPr>
+      <w:r>
+        <w:rPr>
+          <w:color w:val="1A1A1A"/>
+        </w:rPr>
+        <w:t>El jugador despierta en el pupitre. Al explorar el aula ve la puerta cerrada con un teclado numérico de cuatro dígitos. Debe mirar la pizarra fijamente (detonante del Observador). Durante la intrusión breve aparece una frase fugaz: “Lo que buscas está arriba.” Simultáneamente, en el techo del aula detrás del ventilador, se revela por dos segundos la rejilla del Conducto 1.</w:t>
       </w:r>
     </w:p>
     <w:p>
@@ -1119,7 +1095,7 @@
         <w:rPr>
           <w:color w:val="1A1A1A"/>
         </w:rPr>
-        <w:t>El jugador debe recordar o notar la dirección de la flecha. No hay marcador en pantalla. Si no la vio, debe provocar la intrusión de nuevo (mirando la pizarra), pero la segunda vez la frase cambia: “Mira el suelo.”</w:t>
+        <w:t>El jugador debe notar la rejilla del conducto. No hay marcador en pantalla. Si no la vio, puede provocar una segunda intrusión mirando la pizarra otra vez; la frase cambia a “No estaban dormidos” y la rejilla se mantiene visible dos segundos más.</w:t>
       </w:r>
     </w:p>
     <w:p>
@@ -1134,18 +1110,18 @@
           <w:sz w:val="24"/>
           <w:szCs w:val="24"/>
         </w:rPr>
-        <w:t>Paso 2 – Buscar</w:t>
-      </w:r>
-    </w:p>
-    <w:p>
-      <w:pPr>
-        <w:spacing w:after="160" w:line="300" w:lineRule="auto"/>
-      </w:pPr>
-      <w:r>
-        <w:rPr>
-          <w:color w:val="1A1A1A"/>
-        </w:rPr>
-        <w:t>El jugador se dirige a los armarios laterales. Están cerrados con un candado. La cerradura tiene un mecanismo simple, pero las manos del protagonista tiemblan demasiado para manejarlo en estado neutro.</w:t>
+        <w:t>Fase 2 – Bodega del Código</w:t>
+      </w:r>
+    </w:p>
+    <w:p>
+      <w:pPr>
+        <w:spacing w:after="160" w:line="300" w:lineRule="auto"/>
+      </w:pPr>
+      <w:r>
+        <w:rPr>
+          <w:color w:val="1A1A1A"/>
+        </w:rPr>
+        <w:t>El jugador se sube a un pupitre bajo la rejilla y accede al Conducto 1. Al agacharse se activa la intrusión breve del Infante (cámara baja, paredes con dibujos infantiles a lápiz: caras sin ojos, coche volcado, árbol rojo). Al emerger encuentra la Bodega del Código: un espacio rectangular pequeño con cajas apiladas, una mesa central con papeles escolares, un archivador, un reloj detenido y una bombilla oscilante como única fuente de luz.</w:t>
       </w:r>
     </w:p>
     <w:p>
@@ -1164,7 +1140,7 @@
         <w:rPr>
           <w:color w:val="1A1A1A"/>
         </w:rPr>
-        <w:t>Al intentar manipular el candado, la interacción falla tres veces con el mensaje háptico/visual de manos temblorosas.</w:t>
+        <w:t>Cuatro objetos examinables contienen los dígitos del código: el calendario escolar (con un mes marcado en círculo rojo), el boletín de notas sobre la mesa (fecha), el reloj de pared detenido (hora) y el diario infantil en el fondo del archivador (edad). Los cuatro objetos son interactuables y consultables cuantas veces quiera el jugador.</w:t>
       </w:r>
     </w:p>
     <w:p>
@@ -1179,18 +1155,18 @@
           <w:sz w:val="24"/>
           <w:szCs w:val="24"/>
         </w:rPr>
-        <w:t>Paso 3 – Romper</w:t>
-      </w:r>
-    </w:p>
-    <w:p>
-      <w:pPr>
-        <w:spacing w:after="160" w:line="300" w:lineRule="auto"/>
-      </w:pPr>
-      <w:r>
-        <w:rPr>
-          <w:color w:val="1A1A1A"/>
-        </w:rPr>
-        <w:t>Al tercer fallo, si el jugador vuelve a la puerta e interactúa (detonante del Iracundo), el golpe involuntario que agrieta el marco también hace vibrar toda el aula. El candado del armario cae al suelo, abierto por la vibración.</w:t>
+        <w:t>Fase 3 – Detonante del Iracundo Dominante</w:t>
+      </w:r>
+    </w:p>
+    <w:p>
+      <w:pPr>
+        <w:spacing w:after="160" w:line="300" w:lineRule="auto"/>
+      </w:pPr>
+      <w:r>
+        <w:rPr>
+          <w:color w:val="1A1A1A"/>
+        </w:rPr>
+        <w:t>Antes de regresar al Salón 4-B, el jugador ve una fotografía escolar colgada cerca del conducto de salida: un grupo de niños sonriendo frente al colegio. Una de las caras está tachada con fuerza con marcador rojo. Al tocarla, la cámara tiembla, el HUD parpadea en rojo, la respiración del protagonista se acelera de forma incontrolable y la foto cae al suelo. El estado Iracundo toma el control de forma persistente — este cambio no es reversible voluntariamente.</w:t>
       </w:r>
     </w:p>
     <w:p>
@@ -1209,7 +1185,7 @@
         <w:rPr>
           <w:color w:val="1A1A1A"/>
         </w:rPr>
-        <w:t>No se le dice al jugador que vaya a la puerta. Si lo hace por frustración o instinto, funciona. Si primero intenta otras cosas, el juego permite exploración libre, pero el candado solo cede tras la intrusión del Iracundo.</w:t>
+        <w:t>El postprocesado cambia a dominancia roja saturada, las manos aparecen tensas con los nudillos blancos, y los sonidos del accidente (chapa contra chapa, sirenas) dejan de ser subliminales. El jugador no puede salir de este estado por voluntad propia: debe recorrer el camino simbólico que lo espera.</w:t>
       </w:r>
     </w:p>
     <w:p>
@@ -1224,29 +1200,29 @@
           <w:sz w:val="24"/>
           <w:szCs w:val="24"/>
         </w:rPr>
-        <w:t>Paso 4 – Descubrir</w:t>
-      </w:r>
-    </w:p>
-    <w:p>
-      <w:pPr>
-        <w:spacing w:after="160" w:line="300" w:lineRule="auto"/>
-      </w:pPr>
-      <w:r>
-        <w:rPr>
-          <w:color w:val="1A1A1A"/>
-        </w:rPr>
-        <w:t>Dentro del armario hay objetos escolares: cuadernos, tizas, un borrador. Y detrás de ellos, visible solo si el jugador mueve los objetos: una llave pequeña, atada con una cinta de color.</w:t>
-      </w:r>
-    </w:p>
-    <w:p>
-      <w:pPr>
-        <w:spacing w:after="160" w:line="300" w:lineRule="auto"/>
-      </w:pPr>
-      <w:r>
-        <w:rPr>
-          <w:color w:val="1A1A1A"/>
-        </w:rPr>
-        <w:t>Pero la llave no es para la puerta. Al fondo del armario, detrás de donde estaba la llave, hay un panel de madera que puede retirarse. Detrás del panel: un espacio estrecho, como un conducto, que conecta con el pasillo.</w:t>
+        <w:t>Fase 4 – Regreso al Salón alterado</w:t>
+      </w:r>
+    </w:p>
+    <w:p>
+      <w:pPr>
+        <w:spacing w:after="160" w:line="300" w:lineRule="auto"/>
+      </w:pPr>
+      <w:r>
+        <w:rPr>
+          <w:color w:val="1A1A1A"/>
+        </w:rPr>
+        <w:t>El jugador regresa por el Conducto 1. Las paredes del conducto muestran los mismos dibujos infantiles de antes pero ahora con trazos violentos rojos rayados encima. La canción infantil tarareada del Infante está presente pero distorsionada.</w:t>
+      </w:r>
+    </w:p>
+    <w:p>
+      <w:pPr>
+        <w:spacing w:after="160" w:line="300" w:lineRule="auto"/>
+      </w:pPr>
+      <w:r>
+        <w:rPr>
+          <w:color w:val="1A1A1A"/>
+        </w:rPr>
+        <w:t>Al salir al Salón 4-B, el entorno se transforma durante tres segundos: varios pupitres se vuelcan con violencia, la pizarra se reescribe con texto ilegible de furia, las siluetas de los compañeros se orientan agresivamente hacia el jugador, y el ventilador gira proyectando luces rojas intermitentes que recuerdan a sirenas. El jugador intenta ingresar el código en el teclado de la puerta pero el teclado no responde: la pantalla aparece agrietada o los dedos tiemblan demasiado.</w:t>
       </w:r>
     </w:p>
     <w:p>
@@ -1266,7 +1242,7 @@
         <w:rPr>
           <w:color w:val="1A1A1A"/>
         </w:rPr>
-        <w:t>El jugador debe agacharse para entrar. Al hacerlo, la cámara desciende (detonante del Infante). El espacio es estrecho y la perspectiva se altera: el conducto parece mucho más largo de lo que debería. Las paredes tienen dibujos infantiles rayados con lápiz: caras sin ojos, un coche volcado, un árbol rojo. Al final del conducto, hay luz.</w:t>
+        <w:t>Cerca del pupitre donde despertó, una grieta en la pared (que antes era ornamental) es ahora visiblemente transitable. Es la entrada al Conducto 2, que solo existe en este estado alterado. La silueta de El Que Se Sienta Delante orienta su torso hacia esa grieta, funcionando como pista indirecta. Es el único camino disponible.</w:t>
       </w:r>
     </w:p>
     <w:p>
@@ -1281,29 +1257,66 @@
           <w:sz w:val="24"/>
           <w:szCs w:val="24"/>
         </w:rPr>
-        <w:t>Paso 5 – Salir</w:t>
-      </w:r>
-    </w:p>
-    <w:p>
-      <w:pPr>
-        <w:spacing w:after="160" w:line="300" w:lineRule="auto"/>
-      </w:pPr>
-      <w:r>
-        <w:rPr>
-          <w:color w:val="1A1A1A"/>
-        </w:rPr>
-        <w:t>El jugador emerge en el pasillo del colegio. Al salir del conducto, la cámara vuelve a la altura normal. El salón queda atrás.</w:t>
-      </w:r>
-    </w:p>
-    <w:p>
-      <w:pPr>
-        <w:spacing w:after="160" w:line="300" w:lineRule="auto"/>
-      </w:pPr>
-      <w:r>
-        <w:rPr>
-          <w:color w:val="1A1A1A"/>
-        </w:rPr>
-        <w:t>Si el jugador mira hacia atrás, el conducto ya no está. Solo hay pared. La llave encontrada queda en el inventario. Su propósito se revelará en el Capítulo 2.</w:t>
+        <w:t>Fase 5 – Habitación de la Mente (Integración)</w:t>
+      </w:r>
+    </w:p>
+    <w:p>
+      <w:pPr>
+        <w:spacing w:after="160" w:line="300" w:lineRule="auto"/>
+      </w:pPr>
+      <w:r>
+        <w:rPr>
+          <w:color w:val="1A1A1A"/>
+        </w:rPr>
+        <w:t>El Conducto 2 lleva al jugador a un espacio simbólico que no obedece a la geometría del colegio: paredes rojas con textura de carne viva, objetos flotantes sin soporte físico (un volante de coche, un pupitre roto, una chaqueta escolar manchada) y sonidos del accidente amplificados sin filtrar. No hay salida visible. Tres fragmentos flotan en el espacio, visibles pero dispersos: la hebilla del cinturón, un trozo de parabrisas agrietado y una luz de sirena pulsante. El jugador debe acercarse a cada uno e interactuar.</w:t>
+      </w:r>
+    </w:p>
+    <w:p>
+      <w:pPr>
+        <w:spacing w:after="160" w:line="300" w:lineRule="auto"/>
+      </w:pPr>
+      <w:r>
+        <w:rPr>
+          <w:color w:val="1A1A1A"/>
+        </w:rPr>
+        <w:t>Al tocar cada fragmento, la cámara queda quieta tres segundos mientras se escucha el sonido correspondiente. No hay narración ni texto explicativo. Al tocar los tres en cualquier orden, convergen en el centro y forman una imagen fugaz del coche tras el accidente que dura menos de un segundo. Después la habitación se calma: el rojo se atenúa, la respiración se estabiliza, las manos dejan de temblar. El estado Iracundo no desaparece, se integra.</w:t>
+      </w:r>
+    </w:p>
+    <w:p>
+      <w:pPr>
+        <w:spacing w:before="240" w:after="120"/>
+      </w:pPr>
+      <w:r>
+        <w:rPr>
+          <w:b/>
+          <w:bCs/>
+          <w:color w:val="4A0E4E"/>
+          <w:sz w:val="24"/>
+          <w:szCs w:val="24"/>
+        </w:rPr>
+        <w:t>Fase 6 – Ingreso del código y cierre</w:t>
+      </w:r>
+    </w:p>
+    <w:p>
+      <w:pPr>
+        <w:spacing w:after="160" w:line="300" w:lineRule="auto"/>
+      </w:pPr>
+      <w:r>
+        <w:rPr>
+          <w:color w:val="1A1A1A"/>
+        </w:rPr>
+        <w:t>El jugador regresa por el Conducto 2, que ahora desemboca directamente en el Salón 4-B (no vuelve a la Habitación de la Mente). El aula ya no está en estado alterado ni en el estado neutro original: es una versión intermedia integrada. Los pupitres volcados siguen volcados, pero las luces rojas del ventilador han cesado, la pizarra está limpia y las siluetas ya no resultan hostiles.</w:t>
+      </w:r>
+    </w:p>
+    <w:p>
+      <w:pPr>
+        <w:spacing w:after="160" w:line="300" w:lineRule="auto"/>
+      </w:pPr>
+      <w:r>
+        <w:rPr>
+          <w:color w:val="1A1A1A"/>
+        </w:rPr>
+        <w:t>El jugador se acerca al teclado de la puerta. Ahora responde. Ingresa los cuatro dígitos. Si el código es correcto, la puerta emite un sonido mecánico y se desbloquea. Si el código es incorrecto, el teclado se resetea sin retroalimentación adicional. Al abrirse la puerta, se activa la secuencia del recuerdo fragmentado “Después del Ruido” (ocho segundos sensoriales). Corte final. El jugador aparece en el pasillo del colegio con la llave de cinta en el inventario. Fin del Capítulo 1.</w:t>
       </w:r>
     </w:p>
     <w:p>
@@ -1322,7 +1335,7 @@
         <w:rPr>
           <w:color w:val="1A1A1A"/>
         </w:rPr>
-        <w:t>El jugador necesitó, sin saberlo, tres percepciones distintas para salir. Observar (detectar la ruta). Romper (abrir el acceso). Hacerse pequeño (atravesar el conducto). El juego acaba de enseñar su mecánica central sin nombrarla.</w:t>
+        <w:t>El jugador necesitó, sin saberlo, cinco gestos psíquicos distintos para salir: observar (detectar el conducto), obtener conocimiento (las pistas del código), perder el control (cambio persistente al Iracundo), aceptar (mini-puzzle de integración) y actuar integrado (ingresar el código). El juego acaba de enseñar tanto su mecánica central — percepción cruzada — como la noción de integración, sin nombrar ninguna de las dos.</w:t>
       </w:r>
     </w:p>
     <w:p>
@@ -1352,7 +1365,7 @@
           <w:iCs/>
           <w:color w:val="555555"/>
         </w:rPr>
-        <w:t>En el Capítulo 1 no existen “cambios de personalidad” completos. Solo intrusiones.</w:t>
+        <w:t>En el Capítulo 1 coexisten dos modalidades: las intrusiones breves (Observador, Iracundo breve e Infante) que se conservan tal como se describen abajo, y un cambio dominante persistente del Iracundo que se activa al tocar la fotografía escolar en la Bodega y que solo se revierte tras completar el mini-puzzle de integración en la Habitación de la Mente.</w:t>
       </w:r>
     </w:p>
     <w:tbl>
@@ -1843,6 +1856,190 @@
           </w:p>
         </w:tc>
       </w:tr>
+      <w:tr>
+        <w:tblPrEx>
+          <w:tblCellMar>
+            <w:top w:w="0" w:type="dxa"/>
+            <w:bottom w:w="0" w:type="dxa"/>
+          </w:tblCellMar>
+        </w:tblPrEx>
+        <w:tc>
+          <w:tcPr>
+            <w:tcW w:w="2800" w:type="dxa"/>
+            <w:tcBorders>
+              <w:top w:val="single" w:sz="1" w:space="0" w:color="CCCCCC"/>
+              <w:left w:val="single" w:sz="1" w:space="0" w:color="CCCCCC"/>
+              <w:bottom w:val="single" w:sz="1" w:space="0" w:color="CCCCCC"/>
+              <w:right w:val="single" w:sz="1" w:space="0" w:color="CCCCCC"/>
+            </w:tcBorders>
+            <w:shd w:val="clear" w:color="auto" w:fill="E0F4E8"/>
+            <w:tcMar>
+              <w:top w:w="80" w:type="dxa"/>
+              <w:left w:w="120" w:type="dxa"/>
+              <w:bottom w:w="80" w:type="dxa"/>
+              <w:right w:w="120" w:type="dxa"/>
+            </w:tcMar>
+          </w:tcPr>
+          <w:p>
+            <w:r>
+              <w:rPr>
+                <w:color w:val="1A1A1A"/>
+                <w:sz w:val="20"/>
+                <w:szCs w:val="20"/>
+              </w:rPr>
+              <w:t>Tocar la fotografía escolar con cara tachada en la Bodega</w:t>
+            </w:r>
+          </w:p>
+        </w:tc>
+        <w:tc>
+          <w:tcPr>
+            <w:tcW w:w="2000" w:type="dxa"/>
+            <w:tcBorders>
+              <w:top w:val="single" w:sz="1" w:space="0" w:color="CCCCCC"/>
+              <w:left w:val="single" w:sz="1" w:space="0" w:color="CCCCCC"/>
+              <w:bottom w:val="single" w:sz="1" w:space="0" w:color="CCCCCC"/>
+              <w:right w:val="single" w:sz="1" w:space="0" w:color="CCCCCC"/>
+            </w:tcBorders>
+            <w:shd w:val="clear" w:color="auto" w:fill="E0F4E8"/>
+            <w:tcMar>
+              <w:top w:w="80" w:type="dxa"/>
+              <w:left w:w="120" w:type="dxa"/>
+              <w:bottom w:w="80" w:type="dxa"/>
+              <w:right w:w="120" w:type="dxa"/>
+            </w:tcMar>
+          </w:tcPr>
+          <w:p>
+            <w:r>
+              <w:rPr>
+                <w:color w:val="1A1A1A"/>
+                <w:sz w:val="20"/>
+                <w:szCs w:val="20"/>
+              </w:rPr>
+              <w:t>Iracundo Dominante (persistente)</w:t>
+            </w:r>
+          </w:p>
+        </w:tc>
+        <w:tc>
+          <w:tcPr>
+            <w:tcW w:w="4560" w:type="dxa"/>
+            <w:tcBorders>
+              <w:top w:val="single" w:sz="1" w:space="0" w:color="CCCCCC"/>
+              <w:left w:val="single" w:sz="1" w:space="0" w:color="CCCCCC"/>
+              <w:bottom w:val="single" w:sz="1" w:space="0" w:color="CCCCCC"/>
+              <w:right w:val="single" w:sz="1" w:space="0" w:color="CCCCCC"/>
+            </w:tcBorders>
+            <w:shd w:val="clear" w:color="auto" w:fill="E0F4E8"/>
+            <w:tcMar>
+              <w:top w:w="80" w:type="dxa"/>
+              <w:left w:w="120" w:type="dxa"/>
+              <w:bottom w:w="80" w:type="dxa"/>
+              <w:right w:w="120" w:type="dxa"/>
+            </w:tcMar>
+          </w:tcPr>
+          <w:p>
+            <w:r>
+              <w:rPr>
+                <w:color w:val="1A1A1A"/>
+                <w:sz w:val="20"/>
+                <w:szCs w:val="20"/>
+              </w:rPr>
+              <w:t>Emocional: rostro tachado que evoca culpa reprimida (NUEVO v2.0)</w:t>
+            </w:r>
+          </w:p>
+        </w:tc>
+      </w:tr>
+      <w:tr>
+        <w:tblPrEx>
+          <w:tblCellMar>
+            <w:top w:w="0" w:type="dxa"/>
+            <w:bottom w:w="0" w:type="dxa"/>
+          </w:tblCellMar>
+        </w:tblPrEx>
+        <w:tc>
+          <w:tcPr>
+            <w:tcW w:w="2800" w:type="dxa"/>
+            <w:tcBorders>
+              <w:top w:val="single" w:sz="1" w:space="0" w:color="CCCCCC"/>
+              <w:left w:val="single" w:sz="1" w:space="0" w:color="CCCCCC"/>
+              <w:bottom w:val="single" w:sz="1" w:space="0" w:color="CCCCCC"/>
+              <w:right w:val="single" w:sz="1" w:space="0" w:color="CCCCCC"/>
+            </w:tcBorders>
+            <w:shd w:val="clear" w:color="auto" w:fill="E0F4E8"/>
+            <w:tcMar>
+              <w:top w:w="80" w:type="dxa"/>
+              <w:left w:w="120" w:type="dxa"/>
+              <w:bottom w:w="80" w:type="dxa"/>
+              <w:right w:w="120" w:type="dxa"/>
+            </w:tcMar>
+          </w:tcPr>
+          <w:p>
+            <w:r>
+              <w:rPr>
+                <w:color w:val="1A1A1A"/>
+                <w:sz w:val="20"/>
+                <w:szCs w:val="20"/>
+              </w:rPr>
+              <w:t>Tocar los 3 fragmentos en la Habitación de la Mente</w:t>
+            </w:r>
+          </w:p>
+        </w:tc>
+        <w:tc>
+          <w:tcPr>
+            <w:tcW w:w="2000" w:type="dxa"/>
+            <w:tcBorders>
+              <w:top w:val="single" w:sz="1" w:space="0" w:color="CCCCCC"/>
+              <w:left w:val="single" w:sz="1" w:space="0" w:color="CCCCCC"/>
+              <w:bottom w:val="single" w:sz="1" w:space="0" w:color="CCCCCC"/>
+              <w:right w:val="single" w:sz="1" w:space="0" w:color="CCCCCC"/>
+            </w:tcBorders>
+            <w:shd w:val="clear" w:color="auto" w:fill="E0F4E8"/>
+            <w:tcMar>
+              <w:top w:w="80" w:type="dxa"/>
+              <w:left w:w="120" w:type="dxa"/>
+              <w:bottom w:w="80" w:type="dxa"/>
+              <w:right w:w="120" w:type="dxa"/>
+            </w:tcMar>
+          </w:tcPr>
+          <w:p>
+            <w:r>
+              <w:rPr>
+                <w:color w:val="1A1A1A"/>
+                <w:sz w:val="20"/>
+                <w:szCs w:val="20"/>
+              </w:rPr>
+              <w:t>Integración</w:t>
+            </w:r>
+          </w:p>
+        </w:tc>
+        <w:tc>
+          <w:tcPr>
+            <w:tcW w:w="4560" w:type="dxa"/>
+            <w:tcBorders>
+              <w:top w:val="single" w:sz="1" w:space="0" w:color="CCCCCC"/>
+              <w:left w:val="single" w:sz="1" w:space="0" w:color="CCCCCC"/>
+              <w:bottom w:val="single" w:sz="1" w:space="0" w:color="CCCCCC"/>
+              <w:right w:val="single" w:sz="1" w:space="0" w:color="CCCCCC"/>
+            </w:tcBorders>
+            <w:shd w:val="clear" w:color="auto" w:fill="E0F4E8"/>
+            <w:tcMar>
+              <w:top w:w="80" w:type="dxa"/>
+              <w:left w:w="120" w:type="dxa"/>
+              <w:bottom w:w="80" w:type="dxa"/>
+              <w:right w:w="120" w:type="dxa"/>
+            </w:tcMar>
+          </w:tcPr>
+          <w:p>
+            <w:r>
+              <w:rPr>
+                <w:color w:val="1A1A1A"/>
+                <w:sz w:val="20"/>
+                <w:szCs w:val="20"/>
+              </w:rPr>
+              <w:t>Simbólico: objetos del accidente reunidos (NUEVO v2.0)</w:t>
+            </w:r>
+          </w:p>
+        </w:tc>
+      </w:tr>
     </w:tbl>
     <w:p>
       <w:pPr>
@@ -1865,7 +2062,7 @@
         <w:rPr>
           <w:color w:val="1A1A1A"/>
         </w:rPr>
-        <w:t>Cada detonante conecta con la función protectora de la identidad correspondiente. El Observador se activa ante la necesidad de entender. El Iracundo ante la impotencia. El Infante ante lo que evoca la niñez y el desamparo. Ninguno se activa por elección — se activan porque la situación lo exige emocionalmente.</w:t>
+        <w:t>Cada detonante breve conecta con la función protectora de la identidad correspondiente. El Observador se activa ante la necesidad de entender. El Iracundo ante la impotencia. El Infante ante lo que evoca la niñez y el desamparo. Ninguno se activa por elección — se activan porque la situación lo exige emocionalmente. El detonante del Iracundo Dominante (la fotografía) conecta con el disparador emocional más profundo: la culpa por alguien a quien el protagonista no pudo proteger. La integración funciona al revés: se activa al reunir los fragmentos del accidente, lo que simboliza reconocer la verdad del evento en lugar de seguir rechazándola.</w:t>
       </w:r>
     </w:p>
     <w:p>
@@ -2496,7 +2693,7 @@
         <w:rPr>
           <w:color w:val="1A1A1A"/>
         </w:rPr>
-        <w:t>20–30 minutos en primera partida.</w:t>
+        <w:t>25–35 minutos en primera partida (ligeramente mayor que v1.0 por la adición de la Bodega y la Habitación de la Mente).</w:t>
       </w:r>
     </w:p>
     <w:p>
